--- a/Project Report/MessMate_Full_Project_Report.docx
+++ b/Project Report/MessMate_Full_Project_Report.docx
@@ -1342,7 +1342,7 @@
         <w:t>Technical:</w:t>
       </w:r>
       <w:r>
-        <w:t xml:space="preserve"> The application uses Node.js, Express, Mongoose, MongoDB and modular HTML, CSS and JavaScript. REST-style JSON endpoints separate browser interaction from server persistence and authorization. Node.js 18+ and a reachable MongoDB instance are required.</w:t>
+        <w:t xml:space="preserve"> The application uses Node.js, Express, Mongoose, MongoDB and modular HTML, CSS and JavaScript. REST-style JSON endpoints separate browser interaction from server persistence and authorization. Node.js 20.19+ and a reachable MongoDB instance are required.</w:t>
       </w:r>
     </w:p>
     <w:p>
@@ -5546,7 +5546,7 @@
                 <w:color w:val="24352D"/>
                 <w:sz w:val="16"/>
               </w:rPr>
-              <w:t>Node.js 18+ and Express.js 4 REST-style JSON routes.</w:t>
+              <w:t>Node.js 20.19+ and Express.js 4 REST-style JSON routes.</w:t>
             </w:r>
           </w:p>
         </w:tc>
@@ -7426,7 +7426,7 @@
         <w:spacing w:after="60"/>
       </w:pPr>
       <w:r>
-        <w:t>Install Node.js 18+ and run MongoDB locally, or obtain a private MongoDB connection string.</w:t>
+        <w:t>Install Node.js 20.19+ and run MongoDB locally, or obtain a private MongoDB connection string.</w:t>
       </w:r>
     </w:p>
     <w:p>
